--- a/Files/03 - Vayikra/02 - Tzav/5784/Tzav 5784.docx
+++ b/Files/03 - Vayikra/02 - Tzav/5784/Tzav 5784.docx
@@ -1443,7 +1443,7 @@
         <w:rPr>
           <w:rFonts w:ascii="Times New Roman" w:hAnsi="Times New Roman" w:cs="Times New Roman"/>
         </w:rPr>
-        <w:t xml:space="preserve"> in</w:t>
+        <w:t xml:space="preserve"> in </w:t>
       </w:r>
       <w:r>
         <w:rPr>

--- a/Files/03 - Vayikra/02 - Tzav/5784/Tzav 5784.docx
+++ b/Files/03 - Vayikra/02 - Tzav/5784/Tzav 5784.docx
@@ -698,7 +698,7 @@
           <w:rFonts w:ascii="Times New Roman" w:hAnsi="Times New Roman" w:cs="Times New Roman"/>
           <w:rtl/>
         </w:rPr>
-        <w:t>"</w:t>
+        <w:t>״</w:t>
       </w:r>
       <w:r>
         <w:rPr>
@@ -785,7 +785,7 @@
           <w:rFonts w:ascii="Times New Roman" w:hAnsi="Times New Roman" w:cs="Times New Roman"/>
           <w:rtl/>
         </w:rPr>
-        <w:t>"</w:t>
+        <w:t>״</w:t>
       </w:r>
       <w:r>
         <w:rPr>
@@ -1373,7 +1373,7 @@
           <w:rFonts w:ascii="Times New Roman" w:hAnsi="Times New Roman" w:cs="Times New Roman"/>
           <w:rtl/>
         </w:rPr>
-        <w:t>"</w:t>
+        <w:t>״</w:t>
       </w:r>
       <w:r>
         <w:rPr>
